--- a/Ovchinnikov's Laws/Laws/1. Модель Universal Law/Связь Кх с λ.docx
+++ b/Ovchinnikov's Laws/Laws/1. Модель Universal Law/Связь Кх с λ.docx
@@ -536,7 +536,16 @@
           <w:lang w:eastAsia="ru-RU"/>
           <w14:ligatures w14:val="none"/>
         </w:rPr>
-        <w:t xml:space="preserve">  </w:t>
+        <w:t xml:space="preserve"> </w:t>
+      </w:r>
+      <w:r>
+        <w:rPr>
+          <w:rFonts w:ascii="Times New Roman" w:eastAsia="Times New Roman" w:hAnsi="Times New Roman" w:cs="Times New Roman"/>
+          <w:kern w:val="0"/>
+          <w:lang w:eastAsia="ru-RU"/>
+          <w14:ligatures w14:val="none"/>
+        </w:rPr>
+        <w:t xml:space="preserve"> </w:t>
       </w:r>
       <m:oMath>
         <m:sSub>
@@ -585,7 +594,17 @@
             <w:lang w:eastAsia="ru-RU"/>
             <w14:ligatures w14:val="none"/>
           </w:rPr>
-          <m:t xml:space="preserve"> оп</m:t>
+          <m:t xml:space="preserve"> </m:t>
+        </m:r>
+        <m:r>
+          <w:rPr>
+            <w:rFonts w:ascii="Cambria Math" w:eastAsia="Times New Roman" w:hAnsi="Cambria Math" w:cs="Times New Roman"/>
+            <w:kern w:val="0"/>
+            <w:bdr w:val="none" w:sz="0" w:space="0" w:color="auto" w:frame="1"/>
+            <w:lang w:eastAsia="ru-RU"/>
+            <w14:ligatures w14:val="none"/>
+          </w:rPr>
+          <m:t>оп</m:t>
         </m:r>
       </m:oMath>
       <w:r>
@@ -900,7 +919,16 @@
           <w:lang w:eastAsia="ru-RU"/>
           <w14:ligatures w14:val="none"/>
         </w:rPr>
-        <w:t xml:space="preserve">  </w:t>
+        <w:t xml:space="preserve"> </w:t>
+      </w:r>
+      <w:r>
+        <w:rPr>
+          <w:rFonts w:ascii="Times New Roman" w:eastAsia="Times New Roman" w:hAnsi="Times New Roman" w:cs="Times New Roman"/>
+          <w:kern w:val="0"/>
+          <w:lang w:eastAsia="ru-RU"/>
+          <w14:ligatures w14:val="none"/>
+        </w:rPr>
+        <w:t xml:space="preserve"> </w:t>
       </w:r>
       <m:oMath>
         <m:sSub>
@@ -1533,7 +1561,16 @@
             <w:lang w:eastAsia="ru-RU"/>
             <w14:ligatures w14:val="none"/>
           </w:rPr>
-          <m:t xml:space="preserve"> (</m:t>
+          <m:t xml:space="preserve"> </m:t>
+        </m:r>
+        <m:r>
+          <w:rPr>
+            <w:rFonts w:ascii="Cambria Math" w:eastAsia="Times New Roman" w:hAnsi="Cambria Math" w:cs="Times New Roman"/>
+            <w:kern w:val="0"/>
+            <w:lang w:eastAsia="ru-RU"/>
+            <w14:ligatures w14:val="none"/>
+          </w:rPr>
+          <m:t>(</m:t>
         </m:r>
       </m:oMath>
       <w:r>
@@ -1639,7 +1676,16 @@
             <w:lang w:eastAsia="ru-RU"/>
             <w14:ligatures w14:val="none"/>
           </w:rPr>
-          <m:t>α.</m:t>
+          <m:t>α</m:t>
+        </m:r>
+        <m:r>
+          <w:rPr>
+            <w:rFonts w:ascii="Cambria Math" w:eastAsia="Times New Roman" w:hAnsi="Cambria Math" w:cs="Times New Roman"/>
+            <w:kern w:val="0"/>
+            <w:lang w:eastAsia="ru-RU"/>
+            <w14:ligatures w14:val="none"/>
+          </w:rPr>
+          <m:t>.</m:t>
         </m:r>
       </m:oMath>
     </w:p>
@@ -1974,7 +2020,25 @@
             <w:lang w:eastAsia="ru-RU"/>
             <w14:ligatures w14:val="none"/>
           </w:rPr>
-          <m:t>Φ(λ)</m:t>
+          <m:t>Φ(</m:t>
+        </m:r>
+        <m:r>
+          <w:rPr>
+            <w:rFonts w:ascii="Cambria Math" w:eastAsia="Times New Roman" w:hAnsi="Cambria Math" w:cs="Times New Roman"/>
+            <w:kern w:val="0"/>
+            <w:lang w:eastAsia="ru-RU"/>
+            <w14:ligatures w14:val="none"/>
+          </w:rPr>
+          <m:t>λ</m:t>
+        </m:r>
+        <m:r>
+          <w:rPr>
+            <w:rFonts w:ascii="Cambria Math" w:eastAsia="Times New Roman" w:hAnsi="Cambria Math" w:cs="Times New Roman"/>
+            <w:kern w:val="0"/>
+            <w:lang w:eastAsia="ru-RU"/>
+            <w14:ligatures w14:val="none"/>
+          </w:rPr>
+          <m:t>)</m:t>
         </m:r>
       </m:oMath>
       <w:r>
@@ -2285,7 +2349,16 @@
             <w:lang w:eastAsia="ru-RU"/>
             <w14:ligatures w14:val="none"/>
           </w:rPr>
-          <m:t xml:space="preserve">h </m:t>
+          <m:t>h</m:t>
+        </m:r>
+        <m:r>
+          <w:rPr>
+            <w:rFonts w:ascii="Cambria Math" w:eastAsia="Times New Roman" w:hAnsi="Cambria Math" w:cs="Times New Roman"/>
+            <w:kern w:val="0"/>
+            <w:lang w:eastAsia="ru-RU"/>
+            <w14:ligatures w14:val="none"/>
+          </w:rPr>
+          <m:t xml:space="preserve"> </m:t>
         </m:r>
       </m:oMath>
       <w:r>
@@ -2671,18 +2744,16 @@
               </w:rPr>
               <w:t xml:space="preserve"> </w:t>
             </w:r>
-            <m:oMath>
-              <m:r>
-                <w:rPr>
-                  <w:rFonts w:ascii="Cambria Math" w:eastAsia="Times New Roman" w:hAnsi="Cambria Math" w:cs="Times New Roman"/>
-                  <w:kern w:val="0"/>
-                  <w:bdr w:val="none" w:sz="0" w:space="0" w:color="auto" w:frame="1"/>
-                  <w:lang w:eastAsia="ru-RU"/>
-                  <w14:ligatures w14:val="none"/>
-                </w:rPr>
-                <m:t>λ</m:t>
-              </m:r>
-            </m:oMath>
+            <w:r>
+              <w:rPr>
+                <w:rFonts w:ascii="Times New Roman" w:eastAsia="Times New Roman" w:hAnsi="Times New Roman" w:cs="Times New Roman"/>
+                <w:kern w:val="0"/>
+                <w:bdr w:val="none" w:sz="0" w:space="0" w:color="auto" w:frame="1"/>
+                <w:lang w:eastAsia="ru-RU"/>
+                <w14:ligatures w14:val="none"/>
+              </w:rPr>
+              <w:t>λ</w:t>
+            </w:r>
           </w:p>
         </w:tc>
         <w:tc>
@@ -2709,20 +2780,16 @@
                 <w14:ligatures w14:val="none"/>
               </w:rPr>
             </w:pPr>
-            <m:oMathPara>
-              <m:oMath>
-                <m:r>
-                  <w:rPr>
-                    <w:rFonts w:ascii="Cambria Math" w:eastAsia="Times New Roman" w:hAnsi="Cambria Math" w:cs="Times New Roman"/>
-                    <w:kern w:val="0"/>
-                    <w:bdr w:val="none" w:sz="0" w:space="0" w:color="auto" w:frame="1"/>
-                    <w:lang w:eastAsia="ru-RU"/>
-                    <w14:ligatures w14:val="none"/>
-                  </w:rPr>
-                  <m:t>Φ(λ)</m:t>
-                </m:r>
-              </m:oMath>
-            </m:oMathPara>
+            <w:r>
+              <w:rPr>
+                <w:rFonts w:ascii="Times New Roman" w:eastAsia="Times New Roman" w:hAnsi="Times New Roman" w:cs="Times New Roman"/>
+                <w:kern w:val="0"/>
+                <w:bdr w:val="none" w:sz="0" w:space="0" w:color="auto" w:frame="1"/>
+                <w:lang w:eastAsia="ru-RU"/>
+                <w14:ligatures w14:val="none"/>
+              </w:rPr>
+              <w:t>Φ(λ)</w:t>
+            </w:r>
           </w:p>
         </w:tc>
         <w:tc>
@@ -3530,20 +3597,36 @@
                 <w14:ligatures w14:val="none"/>
               </w:rPr>
             </w:pPr>
-            <m:oMathPara>
-              <m:oMath>
-                <m:r>
-                  <w:rPr>
-                    <w:rFonts w:ascii="Cambria Math" w:eastAsia="Times New Roman" w:hAnsi="Cambria Math" w:cs="Times New Roman"/>
-                    <w:kern w:val="0"/>
-                    <w:bdr w:val="none" w:sz="0" w:space="0" w:color="auto" w:frame="1"/>
-                    <w:lang w:eastAsia="ru-RU"/>
-                    <w14:ligatures w14:val="none"/>
-                  </w:rPr>
-                  <m:t>λ&gt;8,28</m:t>
-                </m:r>
-              </m:oMath>
-            </m:oMathPara>
+            <w:r>
+              <w:rPr>
+                <w:rFonts w:ascii="Times New Roman" w:eastAsia="Times New Roman" w:hAnsi="Times New Roman" w:cs="Times New Roman"/>
+                <w:kern w:val="0"/>
+                <w:bdr w:val="none" w:sz="0" w:space="0" w:color="auto" w:frame="1"/>
+                <w:lang w:eastAsia="ru-RU"/>
+                <w14:ligatures w14:val="none"/>
+              </w:rPr>
+              <w:t>λ&gt;8</w:t>
+            </w:r>
+            <w:r>
+              <w:rPr>
+                <w:rFonts w:ascii="Times New Roman" w:eastAsia="Times New Roman" w:hAnsi="Times New Roman" w:cs="Times New Roman"/>
+                <w:kern w:val="0"/>
+                <w:bdr w:val="none" w:sz="0" w:space="0" w:color="auto" w:frame="1"/>
+                <w:lang w:eastAsia="ru-RU"/>
+                <w14:ligatures w14:val="none"/>
+              </w:rPr>
+              <w:t>,2</w:t>
+            </w:r>
+            <w:r>
+              <w:rPr>
+                <w:rFonts w:ascii="Times New Roman" w:eastAsia="Times New Roman" w:hAnsi="Times New Roman" w:cs="Times New Roman"/>
+                <w:kern w:val="0"/>
+                <w:bdr w:val="none" w:sz="0" w:space="0" w:color="auto" w:frame="1"/>
+                <w:lang w:eastAsia="ru-RU"/>
+                <w14:ligatures w14:val="none"/>
+              </w:rPr>
+              <w:t>8</w:t>
+            </w:r>
           </w:p>
         </w:tc>
         <w:tc>
@@ -4120,10 +4203,11 @@
               <w:rFonts w:ascii="Cambria Math" w:eastAsia="Times New Roman" w:hAnsi="Cambria Math" w:cs="Times New Roman"/>
               <w:kern w:val="0"/>
               <w:bdr w:val="none" w:sz="0" w:space="0" w:color="auto" w:frame="1"/>
+              <w:shd w:val="clear" w:color="auto" w:fill="FFFFFF"/>
               <w:lang w:eastAsia="ru-RU"/>
               <w14:ligatures w14:val="none"/>
             </w:rPr>
-            <m:t>θ</m:t>
+            <m:t>Φ</m:t>
           </m:r>
           <m:d>
             <m:dPr>
@@ -4411,7 +4495,16 @@
               <w:lang w:eastAsia="ru-RU"/>
               <w14:ligatures w14:val="none"/>
             </w:rPr>
-            <m:t xml:space="preserve"> (совпадает с данными для графена).</m:t>
+            <m:t xml:space="preserve"> (совпадает с данными для графена)</m:t>
+          </m:r>
+          <m:r>
+            <w:rPr>
+              <w:rFonts w:ascii="Cambria Math" w:eastAsia="Times New Roman" w:hAnsi="Cambria Math" w:cs="Times New Roman"/>
+              <w:kern w:val="0"/>
+              <w:lang w:eastAsia="ru-RU"/>
+              <w14:ligatures w14:val="none"/>
+            </w:rPr>
+            <m:t>.</m:t>
           </m:r>
         </m:oMath>
       </m:oMathPara>
